--- a/docs/ITSM_Release_Notes.docx
+++ b/docs/ITSM_Release_Notes.docx
@@ -126,7 +126,7 @@
         <w:t xml:space="preserve"> </w:t>
       </w:r>
       <w:r>
-        <w:t xml:space="preserve">за ключовими словами (черга, оператор, сповіщення; перше збіглося — виконується). Керує ними лише адміністратор системи, решта бачить налаштовані на них правила (лише перегляд). Для тікетів з пошти журнал показує, яке правило спрацювало.</w:t>
+        <w:t xml:space="preserve">за ключовими словами (черга, оператор, сповіщення; перше збіглося — виконується). Керує ними лише адміністратор системи, решта бачить налаштовані на них правила (лише перегляд). Умови за ключовими словами, заявником (адреса/домен) і джерелом тікета; «перевірка на прикладі» та застосування до наявних тікетів. Для тікетів з пошти журнал показує, яке правило спрацювало.</w:t>
       </w:r>
     </w:p>
     <w:p>
@@ -784,7 +784,7 @@
         <w:t xml:space="preserve"> </w:t>
       </w:r>
       <w:r>
-        <w:t xml:space="preserve">— застосує міграції 038–050 (підзадачі та чек-листи, шаблони, сесії, зв’язки тікетів, звіти за розкладом, терміни задач, облік часу, правила черги, реєстр активів, особисте меню, статус «Вирішена»), обріже історію вікі, перевірить права.</w:t>
+        <w:t xml:space="preserve">— застосує міграції 038–053 (підзадачі та чек-листи, шаблони, сесії, зв’язки тікетів, звіти за розкладом, терміни задач, облік часу, правила черги, реєстр активів, особисте меню, статус «Вирішена», умови правил черги, журнал робіт задачі, кількість місць ліцензій ПЗ), обріже історію вікі, перевірить права.</w:t>
       </w:r>
     </w:p>
     <w:p>

--- a/docs/ITSM_Release_Notes.docx
+++ b/docs/ITSM_Release_Notes.docx
@@ -784,7 +784,7 @@
         <w:t xml:space="preserve"> </w:t>
       </w:r>
       <w:r>
-        <w:t xml:space="preserve">— застосує міграції 038–053 (підзадачі та чек-листи, шаблони, сесії, зв’язки тікетів, звіти за розкладом, терміни задач, облік часу, правила черги, реєстр активів, особисте меню, статус «Вирішена», умови правил черги, журнал робіт задачі, кількість місць ліцензій ПЗ), обріже історію вікі, перевірить права.</w:t>
+        <w:t xml:space="preserve">— застосує міграції 038–056 (підзадачі та чек-листи, шаблони, сесії, зв’язки тікетів, звіти за розкладом, терміни задач, облік часу, правила черги, реєстр активів, особисте меню, статус «Вирішена», умови правил черги, журнал робіт задачі, кількість місць ліцензій ПЗ, пріоритет тікета, події правил черги, центр сповіщень, мітки тікетів, правила для задач, ролі виконавців у шаблонах), обріже історію вікі, перевірить права.</w:t>
       </w:r>
     </w:p>
     <w:p>
